--- a/pandas/07_파일입출력과_실전분석/07_파일입출력과_실전분석_교안.docx
+++ b/pandas/07_파일입출력과_실전분석/07_파일입출력과_실전분석_교안.docx
@@ -16201,7 +16201,7 @@
                 <w:sz w:val="21"/>
                 <w:szCs w:val="21"/>
               </w:rPr>
-              <w:t xml:space="preserve">📌 pandas 과정을 마치며</w:t>
+              <w:t xml:space="preserve">📌 다음 단계: 8장 외부 CSV 파일</w:t>
             </w:r>
           </w:p>
           <w:p>
@@ -16209,17 +16209,30 @@
               <w:spacing w:after="60" w:line="288"/>
             </w:pPr>
             <w:r>
-              <w:t xml:space="preserve">Series(1장) → DataFrame(2장) → 선택·필터(3장) → 수정·결측치(4장) → 그룹 요약(5장) → 합치기(6장) → 파일과 실전 분석(7장)까지 모두 마쳤어요. 다음 단계로는 </w:t>
+              <w:t xml:space="preserve">이번 장의 </w:t>
+            </w:r>
+            <w:r>
+              <w:rPr>
+                <w:rFonts w:ascii="Consolas" w:cs="Consolas" w:eastAsia="맑은 고딕" w:hAnsi="Consolas"/>
+                <w:color w:val="C7254E"/>
+                <w:sz w:val="19"/>
+                <w:szCs w:val="19"/>
+                <w:shd w:fill="F3F3F3" w:color="auto" w:val="clear"/>
+              </w:rPr>
+              <w:t xml:space="preserve">cafe_sales.csv</w:t>
+            </w:r>
+            <w:r>
+              <w:t xml:space="preserve">는 깔끔하게 만든 연습용 파일이었어요. 실제로 받는 CSV는 한글이 깨지거나(cp949), 탭으로 구분되거나, 숫자에 콤마·단위가 섞여 있기도 해요. </w:t>
             </w:r>
             <w:r>
               <w:rPr>
                 <w:b/>
                 <w:bCs/>
               </w:rPr>
-              <w:t xml:space="preserve">matplotlib/seaborn</w:t>
-            </w:r>
-            <w:r>
-              <w:t xml:space="preserve">으로 그래프를 그려 보거나, 공공데이터포털(data.go.kr)의 실제 CSV로 분석해 보세요. 수고 많았어요! 🎉</w:t>
+              <w:t xml:space="preserve">8장</w:t>
+            </w:r>
+            <w:r>
+              <w:t xml:space="preserve">에서 이런 외부 CSV를 불러와 정리하는 방법을 자세히 배워요.</w:t>
             </w:r>
           </w:p>
         </w:tc>
